--- a/tillsyn/A 30089-2026 tillsynsbegäran.docx
+++ b/tillsyn/A 30089-2026 tillsynsbegäran.docx
@@ -22,7 +22,7 @@
       <w:r>
         <w:drawing>
           <wp:inline xmlns:a="http://schemas.openxmlformats.org/drawingml/2006/main" xmlns:pic="http://schemas.openxmlformats.org/drawingml/2006/picture">
-            <wp:extent cx="5448754" cy="5724000"/>
+            <wp:extent cx="5441633" cy="5724000"/>
             <wp:docPr id="1" name="Picture 1"/>
             <wp:cNvGraphicFramePr>
               <a:graphicFrameLocks noChangeAspect="1"/>
@@ -43,7 +43,7 @@
                   <pic:spPr>
                     <a:xfrm>
                       <a:off x="0" y="0"/>
-                      <a:ext cx="5448754" cy="5724000"/>
+                      <a:ext cx="5441633" cy="5724000"/>
                     </a:xfrm>
                     <a:prstGeom prst="rect"/>
                   </pic:spPr>
@@ -65,7 +65,7 @@
     </w:p>
     <w:p>
       <w:r>
-        <w:t>I och inom 1 meter från avverkningsanmälan finns fynd av 6 naturvårdsarter, varav 3 är rödlistade, 3 är fridlysta, 5 är typiska (T) och 1 är signalart (S): tallticka (NT, T), talltita (NT, §4), vedskivlav (NT, T), grovticka (S, T), spillkråka (T, §4) och tofsmes (T, §4). Se Figur 1.</w:t>
+        <w:t>I och inom 1 meter från avverkningsanmälan finns fynd av 7 naturvårdsarter, varav 3 är rödlistade, 3 är fridlysta, 6 är typiska (T) och 2 är signalarter (S): tallticka (NT, T), talltita (NT, §4), vedskivlav (NT, T), grovticka (S, T), murgröna (S, T), spillkråka (T, §4) och tofsmes (T, §4). Se Figur 1.</w:t>
       </w:r>
     </w:p>
     <w:p>
@@ -189,6 +189,35 @@
         <w:rPr>
           <w:b/>
         </w:rPr>
+        <w:t>Murgröna</w:t>
+      </w:r>
+      <w:r>
+        <w:t xml:space="preserve"> är typisk art för </w:t>
+      </w:r>
+      <w:r>
+        <w:rPr>
+          <w:i/>
+        </w:rPr>
+        <w:t xml:space="preserve">9160 Näringsrik ekskog </w:t>
+      </w:r>
+      <w:r>
+        <w:t>och</w:t>
+      </w:r>
+      <w:r>
+        <w:rPr>
+          <w:i/>
+        </w:rPr>
+        <w:t xml:space="preserve"> 9190 Näringsfattig ekskog </w:t>
+      </w:r>
+      <w:r>
+        <w:t>(SLU Artdatabanken, 2025).</w:t>
+      </w:r>
+    </w:p>
+    <w:p>
+      <w:r>
+        <w:rPr>
+          <w:b/>
+        </w:rPr>
         <w:t>Spillkråka (§4)</w:t>
       </w:r>
       <w:r>
@@ -270,7 +299,7 @@
     </w:p>
     <w:p>
       <w:r>
-        <w:t>Följande typiska arter har sina livsmiljöer och växtplatser i den avverkningsanmälda skogen: tallticka (NT, T), vedskivlav (NT, T), grovticka (S, T), spillkråka (T, §4) och tofsmes (T, §4).</w:t>
+        <w:t>Följande typiska arter har sina livsmiljöer och växtplatser i den avverkningsanmälda skogen: tallticka (NT, T), vedskivlav (NT, T), grovticka (S, T), murgröna (S, T), spillkråka (T, §4) och tofsmes (T, §4).</w:t>
       </w:r>
     </w:p>
     <w:p>
@@ -908,7 +937,7 @@
     <w:r>
       <w:tab/>
       <w:tab/>
-      <w:t>2026-07-23</w:t>
+      <w:t>2026-07-24</w:t>
       <w:br/>
       <w:br/>
     </w:r>

--- a/tillsyn/A 30089-2026 tillsynsbegäran.docx
+++ b/tillsyn/A 30089-2026 tillsynsbegäran.docx
@@ -937,7 +937,7 @@
     <w:r>
       <w:tab/>
       <w:tab/>
-      <w:t>2026-07-24</w:t>
+      <w:t>2026-07-25</w:t>
       <w:br/>
       <w:br/>
     </w:r>

--- a/tillsyn/A 30089-2026 tillsynsbegäran.docx
+++ b/tillsyn/A 30089-2026 tillsynsbegäran.docx
@@ -937,7 +937,7 @@
     <w:r>
       <w:tab/>
       <w:tab/>
-      <w:t>2026-07-25</w:t>
+      <w:t>2026-07-26</w:t>
       <w:br/>
       <w:br/>
     </w:r>

--- a/tillsyn/A 30089-2026 tillsynsbegäran.docx
+++ b/tillsyn/A 30089-2026 tillsynsbegäran.docx
@@ -937,7 +937,7 @@
     <w:r>
       <w:tab/>
       <w:tab/>
-      <w:t>2026-07-26</w:t>
+      <w:t>2026-07-27</w:t>
       <w:br/>
       <w:br/>
     </w:r>

--- a/tillsyn/A 30089-2026 tillsynsbegäran.docx
+++ b/tillsyn/A 30089-2026 tillsynsbegäran.docx
@@ -937,7 +937,7 @@
     <w:r>
       <w:tab/>
       <w:tab/>
-      <w:t>2026-07-27</w:t>
+      <w:t>2026-07-28</w:t>
       <w:br/>
       <w:br/>
     </w:r>

--- a/tillsyn/A 30089-2026 tillsynsbegäran.docx
+++ b/tillsyn/A 30089-2026 tillsynsbegäran.docx
@@ -937,7 +937,7 @@
     <w:r>
       <w:tab/>
       <w:tab/>
-      <w:t>2026-07-28</w:t>
+      <w:t>2026-07-29</w:t>
       <w:br/>
       <w:br/>
     </w:r>

--- a/tillsyn/A 30089-2026 tillsynsbegäran.docx
+++ b/tillsyn/A 30089-2026 tillsynsbegäran.docx
@@ -937,7 +937,7 @@
     <w:r>
       <w:tab/>
       <w:tab/>
-      <w:t>2026-07-29</w:t>
+      <w:t>2026-07-30</w:t>
       <w:br/>
       <w:br/>
     </w:r>

--- a/tillsyn/A 30089-2026 tillsynsbegäran.docx
+++ b/tillsyn/A 30089-2026 tillsynsbegäran.docx
@@ -937,7 +937,7 @@
     <w:r>
       <w:tab/>
       <w:tab/>
-      <w:t>2026-07-30</w:t>
+      <w:t>2026-07-31</w:t>
       <w:br/>
       <w:br/>
     </w:r>

--- a/tillsyn/A 30089-2026 tillsynsbegäran.docx
+++ b/tillsyn/A 30089-2026 tillsynsbegäran.docx
@@ -937,7 +937,7 @@
     <w:r>
       <w:tab/>
       <w:tab/>
-      <w:t>2026-07-31</w:t>
+      <w:t>2026-08-01</w:t>
       <w:br/>
       <w:br/>
     </w:r>

--- a/tillsyn/A 30089-2026 tillsynsbegäran.docx
+++ b/tillsyn/A 30089-2026 tillsynsbegäran.docx
@@ -937,7 +937,7 @@
     <w:r>
       <w:tab/>
       <w:tab/>
-      <w:t>2026-08-01</w:t>
+      <w:t>2026-08-02</w:t>
       <w:br/>
       <w:br/>
     </w:r>

--- a/tillsyn/A 30089-2026 tillsynsbegäran.docx
+++ b/tillsyn/A 30089-2026 tillsynsbegäran.docx
@@ -937,7 +937,7 @@
     <w:r>
       <w:tab/>
       <w:tab/>
-      <w:t>2026-08-02</w:t>
+      <w:t>2026-08-03</w:t>
       <w:br/>
       <w:br/>
     </w:r>

--- a/tillsyn/A 30089-2026 tillsynsbegäran.docx
+++ b/tillsyn/A 30089-2026 tillsynsbegäran.docx
@@ -937,7 +937,7 @@
     <w:r>
       <w:tab/>
       <w:tab/>
-      <w:t>2026-08-03</w:t>
+      <w:t>2026-08-05</w:t>
       <w:br/>
       <w:br/>
     </w:r>

--- a/tillsyn/A 30089-2026 tillsynsbegäran.docx
+++ b/tillsyn/A 30089-2026 tillsynsbegäran.docx
@@ -937,7 +937,7 @@
     <w:r>
       <w:tab/>
       <w:tab/>
-      <w:t>2026-08-05</w:t>
+      <w:t>2026-08-07</w:t>
       <w:br/>
       <w:br/>
     </w:r>

--- a/tillsyn/A 30089-2026 tillsynsbegäran.docx
+++ b/tillsyn/A 30089-2026 tillsynsbegäran.docx
@@ -937,7 +937,7 @@
     <w:r>
       <w:tab/>
       <w:tab/>
-      <w:t>2026-08-07</w:t>
+      <w:t>2026-08-08</w:t>
       <w:br/>
       <w:br/>
     </w:r>

--- a/tillsyn/A 30089-2026 tillsynsbegäran.docx
+++ b/tillsyn/A 30089-2026 tillsynsbegäran.docx
@@ -937,7 +937,7 @@
     <w:r>
       <w:tab/>
       <w:tab/>
-      <w:t>2026-08-15</w:t>
+      <w:t>2026-08-16</w:t>
       <w:br/>
       <w:br/>
     </w:r>

--- a/tillsyn/A 30089-2026 tillsynsbegäran.docx
+++ b/tillsyn/A 30089-2026 tillsynsbegäran.docx
@@ -937,7 +937,7 @@
     <w:r>
       <w:tab/>
       <w:tab/>
-      <w:t>2026-08-16</w:t>
+      <w:t>2026-08-17</w:t>
       <w:br/>
       <w:br/>
     </w:r>

--- a/tillsyn/A 30089-2026 tillsynsbegäran.docx
+++ b/tillsyn/A 30089-2026 tillsynsbegäran.docx
@@ -937,7 +937,7 @@
     <w:r>
       <w:tab/>
       <w:tab/>
-      <w:t>2026-08-17</w:t>
+      <w:t>2026-08-18</w:t>
       <w:br/>
       <w:br/>
     </w:r>

--- a/tillsyn/A 30089-2026 tillsynsbegäran.docx
+++ b/tillsyn/A 30089-2026 tillsynsbegäran.docx
@@ -937,7 +937,7 @@
     <w:r>
       <w:tab/>
       <w:tab/>
-      <w:t>2026-08-18</w:t>
+      <w:t>2026-08-19</w:t>
       <w:br/>
       <w:br/>
     </w:r>

--- a/tillsyn/A 30089-2026 tillsynsbegäran.docx
+++ b/tillsyn/A 30089-2026 tillsynsbegäran.docx
@@ -937,7 +937,7 @@
     <w:r>
       <w:tab/>
       <w:tab/>
-      <w:t>2026-08-19</w:t>
+      <w:t>2026-08-20</w:t>
       <w:br/>
       <w:br/>
     </w:r>

--- a/tillsyn/A 30089-2026 tillsynsbegäran.docx
+++ b/tillsyn/A 30089-2026 tillsynsbegäran.docx
@@ -937,7 +937,7 @@
     <w:r>
       <w:tab/>
       <w:tab/>
-      <w:t>2026-08-20</w:t>
+      <w:t>2026-08-21</w:t>
       <w:br/>
       <w:br/>
     </w:r>

--- a/tillsyn/A 30089-2026 tillsynsbegäran.docx
+++ b/tillsyn/A 30089-2026 tillsynsbegäran.docx
@@ -937,7 +937,7 @@
     <w:r>
       <w:tab/>
       <w:tab/>
-      <w:t>2026-08-21</w:t>
+      <w:t>2026-08-22</w:t>
       <w:br/>
       <w:br/>
     </w:r>

--- a/tillsyn/A 30089-2026 tillsynsbegäran.docx
+++ b/tillsyn/A 30089-2026 tillsynsbegäran.docx
@@ -937,7 +937,7 @@
     <w:r>
       <w:tab/>
       <w:tab/>
-      <w:t>2026-08-22</w:t>
+      <w:t>2026-08-23</w:t>
       <w:br/>
       <w:br/>
     </w:r>

--- a/tillsyn/A 30089-2026 tillsynsbegäran.docx
+++ b/tillsyn/A 30089-2026 tillsynsbegäran.docx
@@ -937,7 +937,7 @@
     <w:r>
       <w:tab/>
       <w:tab/>
-      <w:t>2026-08-23</w:t>
+      <w:t>2026-08-24</w:t>
       <w:br/>
       <w:br/>
     </w:r>

--- a/tillsyn/A 30089-2026 tillsynsbegäran.docx
+++ b/tillsyn/A 30089-2026 tillsynsbegäran.docx
@@ -937,7 +937,7 @@
     <w:r>
       <w:tab/>
       <w:tab/>
-      <w:t>2026-08-24</w:t>
+      <w:t>2026-08-25</w:t>
       <w:br/>
       <w:br/>
     </w:r>

--- a/tillsyn/A 30089-2026 tillsynsbegäran.docx
+++ b/tillsyn/A 30089-2026 tillsynsbegäran.docx
@@ -937,7 +937,7 @@
     <w:r>
       <w:tab/>
       <w:tab/>
-      <w:t>2026-08-25</w:t>
+      <w:t>2026-08-26</w:t>
       <w:br/>
       <w:br/>
     </w:r>

--- a/tillsyn/A 30089-2026 tillsynsbegäran.docx
+++ b/tillsyn/A 30089-2026 tillsynsbegäran.docx
@@ -937,7 +937,7 @@
     <w:r>
       <w:tab/>
       <w:tab/>
-      <w:t>2026-08-26</w:t>
+      <w:t>2026-08-27</w:t>
       <w:br/>
       <w:br/>
     </w:r>

--- a/tillsyn/A 30089-2026 tillsynsbegäran.docx
+++ b/tillsyn/A 30089-2026 tillsynsbegäran.docx
@@ -937,7 +937,7 @@
     <w:r>
       <w:tab/>
       <w:tab/>
-      <w:t>2026-08-27</w:t>
+      <w:t>2026-08-28</w:t>
       <w:br/>
       <w:br/>
     </w:r>

--- a/tillsyn/A 30089-2026 tillsynsbegäran.docx
+++ b/tillsyn/A 30089-2026 tillsynsbegäran.docx
@@ -937,7 +937,7 @@
     <w:r>
       <w:tab/>
       <w:tab/>
-      <w:t>2026-08-28</w:t>
+      <w:t>2026-08-29</w:t>
       <w:br/>
       <w:br/>
     </w:r>

--- a/tillsyn/A 30089-2026 tillsynsbegäran.docx
+++ b/tillsyn/A 30089-2026 tillsynsbegäran.docx
@@ -937,7 +937,7 @@
     <w:r>
       <w:tab/>
       <w:tab/>
-      <w:t>2026-08-29</w:t>
+      <w:t>2026-08-31</w:t>
       <w:br/>
       <w:br/>
     </w:r>

--- a/tillsyn/A 30089-2026 tillsynsbegäran.docx
+++ b/tillsyn/A 30089-2026 tillsynsbegäran.docx
@@ -937,7 +937,7 @@
     <w:r>
       <w:tab/>
       <w:tab/>
-      <w:t>2026-08-31</w:t>
+      <w:t>2026-09-01</w:t>
       <w:br/>
       <w:br/>
     </w:r>

--- a/tillsyn/A 30089-2026 tillsynsbegäran.docx
+++ b/tillsyn/A 30089-2026 tillsynsbegäran.docx
@@ -937,7 +937,7 @@
     <w:r>
       <w:tab/>
       <w:tab/>
-      <w:t>2026-09-01</w:t>
+      <w:t>2026-09-02</w:t>
       <w:br/>
       <w:br/>
     </w:r>

--- a/tillsyn/A 30089-2026 tillsynsbegäran.docx
+++ b/tillsyn/A 30089-2026 tillsynsbegäran.docx
@@ -937,7 +937,7 @@
     <w:r>
       <w:tab/>
       <w:tab/>
-      <w:t>2026-09-02</w:t>
+      <w:t>2026-09-03</w:t>
       <w:br/>
       <w:br/>
     </w:r>

--- a/tillsyn/A 30089-2026 tillsynsbegäran.docx
+++ b/tillsyn/A 30089-2026 tillsynsbegäran.docx
@@ -937,7 +937,7 @@
     <w:r>
       <w:tab/>
       <w:tab/>
-      <w:t>2026-09-03</w:t>
+      <w:t>2026-09-04</w:t>
       <w:br/>
       <w:br/>
     </w:r>

--- a/tillsyn/A 30089-2026 tillsynsbegäran.docx
+++ b/tillsyn/A 30089-2026 tillsynsbegäran.docx
@@ -937,7 +937,7 @@
     <w:r>
       <w:tab/>
       <w:tab/>
-      <w:t>2026-09-04</w:t>
+      <w:t>2026-09-05</w:t>
       <w:br/>
       <w:br/>
     </w:r>

--- a/tillsyn/A 30089-2026 tillsynsbegäran.docx
+++ b/tillsyn/A 30089-2026 tillsynsbegäran.docx
@@ -937,7 +937,7 @@
     <w:r>
       <w:tab/>
       <w:tab/>
-      <w:t>2026-09-05</w:t>
+      <w:t>2026-09-06</w:t>
       <w:br/>
       <w:br/>
     </w:r>

--- a/tillsyn/A 30089-2026 tillsynsbegäran.docx
+++ b/tillsyn/A 30089-2026 tillsynsbegäran.docx
@@ -937,7 +937,7 @@
     <w:r>
       <w:tab/>
       <w:tab/>
-      <w:t>2026-09-06</w:t>
+      <w:t>2026-09-07</w:t>
       <w:br/>
       <w:br/>
     </w:r>

--- a/tillsyn/A 30089-2026 tillsynsbegäran.docx
+++ b/tillsyn/A 30089-2026 tillsynsbegäran.docx
@@ -937,7 +937,7 @@
     <w:r>
       <w:tab/>
       <w:tab/>
-      <w:t>2026-09-07</w:t>
+      <w:t>2026-09-08</w:t>
       <w:br/>
       <w:br/>
     </w:r>

--- a/tillsyn/A 30089-2026 tillsynsbegäran.docx
+++ b/tillsyn/A 30089-2026 tillsynsbegäran.docx
@@ -937,7 +937,7 @@
     <w:r>
       <w:tab/>
       <w:tab/>
-      <w:t>2026-09-08</w:t>
+      <w:t>2026-09-09</w:t>
       <w:br/>
       <w:br/>
     </w:r>

--- a/tillsyn/A 30089-2026 tillsynsbegäran.docx
+++ b/tillsyn/A 30089-2026 tillsynsbegäran.docx
@@ -937,7 +937,7 @@
     <w:r>
       <w:tab/>
       <w:tab/>
-      <w:t>2026-09-09</w:t>
+      <w:t>2026-09-10</w:t>
       <w:br/>
       <w:br/>
     </w:r>

--- a/tillsyn/A 30089-2026 tillsynsbegäran.docx
+++ b/tillsyn/A 30089-2026 tillsynsbegäran.docx
@@ -937,7 +937,7 @@
     <w:r>
       <w:tab/>
       <w:tab/>
-      <w:t>2026-09-10</w:t>
+      <w:t>2026-09-11</w:t>
       <w:br/>
       <w:br/>
     </w:r>

--- a/tillsyn/A 30089-2026 tillsynsbegäran.docx
+++ b/tillsyn/A 30089-2026 tillsynsbegäran.docx
@@ -937,7 +937,7 @@
     <w:r>
       <w:tab/>
       <w:tab/>
-      <w:t>2026-09-11</w:t>
+      <w:t>2026-09-12</w:t>
       <w:br/>
       <w:br/>
     </w:r>
